--- a/data/outputs/v2/Essential_Mathematics/SS1.2_Indices/Essential_Mathematics_Indices_FinalExplanation_TeacherKey.docx
+++ b/data/outputs/v2/Essential_Mathematics/SS1.2_Indices/Essential_Mathematics_Indices_FinalExplanation_TeacherKey.docx
@@ -1696,7 +1696,7 @@
         </w:rPr>
         <w:t xml:space="preserve">© 2026 SeaVuria and ARES. This work is licensed under a </w:t>
       </w:r>
-      <w:hyperlink w:history="1" r:id="rIdfpromrtr3nkc7uavc1wf7">
+      <w:hyperlink w:history="1" r:id="rIdtlhgaje6zfmxsi8kjptad">
         <w:r>
           <w:rPr>
             <w:rFonts w:ascii="Arial" w:cs="Arial" w:eastAsia="Arial" w:hAnsi="Arial"/>
@@ -1716,7 +1716,7 @@
         </w:rPr>
         <w:t xml:space="preserve"> (</w:t>
       </w:r>
-      <w:hyperlink w:history="1" r:id="rIdxxux5ridaazcwbwycsoqh">
+      <w:hyperlink w:history="1" r:id="rId5g_wn36trqjj3a1mcth6i">
         <w:r>
           <w:rPr>
             <w:rFonts w:ascii="Arial" w:cs="Arial" w:eastAsia="Arial" w:hAnsi="Arial"/>
@@ -1736,7 +1736,7 @@
         </w:rPr>
         <w:t xml:space="preserve">). To view a copy of this license, visit </w:t>
       </w:r>
-      <w:hyperlink w:history="1" r:id="rId7czmllsuxmmnnj8_mczm7">
+      <w:hyperlink w:history="1" r:id="rIdmqqbhhsgdgerf6h4auvru">
         <w:r>
           <w:rPr>
             <w:rFonts w:ascii="Arial" w:cs="Arial" w:eastAsia="Arial" w:hAnsi="Arial"/>

--- a/data/outputs/v2/Essential_Mathematics/SS1.2_Indices/Essential_Mathematics_Indices_FinalExplanation_TeacherKey.docx
+++ b/data/outputs/v2/Essential_Mathematics/SS1.2_Indices/Essential_Mathematics_Indices_FinalExplanation_TeacherKey.docx
@@ -1696,7 +1696,7 @@
         </w:rPr>
         <w:t xml:space="preserve">© 2026 SeaVuria and ARES. This work is licensed under a </w:t>
       </w:r>
-      <w:hyperlink w:history="1" r:id="rIdtlhgaje6zfmxsi8kjptad">
+      <w:hyperlink w:history="1" r:id="rId-5-szboolvmo56myfrz8b">
         <w:r>
           <w:rPr>
             <w:rFonts w:ascii="Arial" w:cs="Arial" w:eastAsia="Arial" w:hAnsi="Arial"/>
@@ -1716,7 +1716,7 @@
         </w:rPr>
         <w:t xml:space="preserve"> (</w:t>
       </w:r>
-      <w:hyperlink w:history="1" r:id="rId5g_wn36trqjj3a1mcth6i">
+      <w:hyperlink w:history="1" r:id="rIdzz62mhjp9ivifojgevzlm">
         <w:r>
           <w:rPr>
             <w:rFonts w:ascii="Arial" w:cs="Arial" w:eastAsia="Arial" w:hAnsi="Arial"/>
@@ -1736,7 +1736,7 @@
         </w:rPr>
         <w:t xml:space="preserve">). To view a copy of this license, visit </w:t>
       </w:r>
-      <w:hyperlink w:history="1" r:id="rIdmqqbhhsgdgerf6h4auvru">
+      <w:hyperlink w:history="1" r:id="rIdha_0touvw4imvwfm6an1n">
         <w:r>
           <w:rPr>
             <w:rFonts w:ascii="Arial" w:cs="Arial" w:eastAsia="Arial" w:hAnsi="Arial"/>

--- a/data/outputs/v2/Essential_Mathematics/SS1.2_Indices/Essential_Mathematics_Indices_FinalExplanation_TeacherKey.docx
+++ b/data/outputs/v2/Essential_Mathematics/SS1.2_Indices/Essential_Mathematics_Indices_FinalExplanation_TeacherKey.docx
@@ -700,7 +700,7 @@
                 <w:sz w:val="18"/>
                 <w:szCs w:val="18"/>
               </w:rPr>
-              <w:t xml:space="preserve">(a) Expand (2³)² fully, count the factors of 2, and write the result as a single power. State the law for (aᵐ)ⁿ. (b) A smartphone stores about 1 GB ≈ 2³⁰ bytes, and 1 TB = (2¹⁰)³. Use your law to write 1 TB as a single power of 2. (c) Simplify (3² × 3⁵) ÷ 3⁴ and evaluate your answer. List the law you use at each step. (d) Simplify ((2³)² × 2⁴) ÷ 2⁶ and evaluate your answer. Explain why you must deal with the bracket first.</w:t>
+              <w:t xml:space="preserve">(a) Expand (2³)² fully, count the factors of 2, and write the result as a single power. State the law for (aᵐ)ⁿ. (b) In computer memory, 1 GB = (2¹⁰)³ bytes and 1 TB = (2¹⁰)⁴ bytes. Use your law to write 1 TB as a single power of 2. (c) Simplify (3² × 3⁵) ÷ 3⁴ and evaluate your answer. List the law you use at each step. (d) Simplify ((2³)² × 2⁴) ÷ 2⁶ and evaluate your answer. Explain why you must deal with the bracket first.</w:t>
             </w:r>
           </w:p>
         </w:tc>
@@ -732,7 +732,7 @@
                 <w:sz w:val="18"/>
                 <w:szCs w:val="18"/>
               </w:rPr>
-              <w:t xml:space="preserve">(a) (2³)² = 2³ × 2³ = (2×2×2) × (2×2×2), which is 6 factors of 2, so (2³)² = 2⁶. The law is (aᵐ)ⁿ = aᵐⁿ, because n copies of aᵐ give m × n copies of a. (b) 1 TB = (2¹⁰)³ = 2¹⁰ˣ³ = 2³⁰ by the power-of-a-power law (multiply the indices). (c) Step 1, product law: 3² × 3⁵ = 3⁷. Step 2, quotient law: 3⁷ ÷ 3⁴ = 3³. 3³ = 27. (d) Step 1, power of a power: (2³)² = 2⁶. Step 2, product law: 2⁶ × 2⁴ = 2¹⁰. Step 3, quotient law: 2¹⁰ ÷ 2⁶ = 2⁴ = 16. The bracket comes first because the power-of-a-power law must be resolved before the product or quotient law can combine the powers into a single base and index.</w:t>
+              <w:t xml:space="preserve">(a) (2³)² = 2³ × 2³ = (2×2×2) × (2×2×2), which is 6 factors of 2, so (2³)² = 2⁶. The law is (aᵐ)ⁿ = aᵐⁿ, because n copies of aᵐ give m × n copies of a. (b) 1 TB = (2¹⁰)⁴ = 2¹⁰ˣ⁴ = 2⁴⁰ by the power-of-a-power law (multiply the indices). (c) Step 1, product law: 3² × 3⁵ = 3⁷. Step 2, quotient law: 3⁷ ÷ 3⁴ = 3³. 3³ = 27. (d) Step 1, power of a power: (2³)² = 2⁶. Step 2, product law: 2⁶ × 2⁴ = 2¹⁰. Step 3, quotient law: 2¹⁰ ÷ 2⁶ = 2⁴ = 16. The bracket comes first because the power-of-a-power law must be resolved before the product or quotient law can combine the powers into a single base and index.</w:t>
             </w:r>
           </w:p>
         </w:tc>
@@ -859,7 +859,7 @@
                 <w:sz w:val="18"/>
                 <w:szCs w:val="18"/>
               </w:rPr>
-              <w:t xml:space="preserve">The small 7 in 4.8 × 10⁷ tells us that 10 is multiplied by itself 7 times, giving ten million, and the Census figure 47,564,296 is about 4.8 of those ten-millions, rounded to 2 significant figures. The index follows four neat rules: the product law adds indices (aᵐ × aⁿ = aᵐ⁺ⁿ), the quotient law subtracts them (aᵐ ÷ aⁿ = aᵐ⁻ⁿ), the power-of-a-power law multiplies them ((aᵐ)ⁿ = aᵐⁿ), and the zero-index law says a⁰ = 1 for any a ≠ 0. All four laws come from one big idea, repeated multiplication: when we count or cancel the factors we get the rules, so they are not arbitrary tricks. For example, if Kenya's population of 4.8 × 10⁷ grew by a factor of 10², we only add 7 + 2 to get about 4.8 × 10⁹. A government planner or ICT technician can compute with huge numbers, such as the national budget of about 3.7 × 10¹² shillings or the storage of 1 TB = 2³⁰ bytes, without writing out every digit. Indices matter because they make working with very large and very small quantities compact, exact and efficient.</w:t>
+              <w:t xml:space="preserve">The small 7 in 4.8 × 10⁷ tells us that 10 is multiplied by itself 7 times, giving ten million, and the Census figure 47,564,296 is about 4.8 of those ten-millions, rounded to 2 significant figures. The index follows four neat rules: the product law adds indices (aᵐ × aⁿ = aᵐ⁺ⁿ), the quotient law subtracts them (aᵐ ÷ aⁿ = aᵐ⁻ⁿ), the power-of-a-power law multiplies them ((aᵐ)ⁿ = aᵐⁿ), and the zero-index law says a⁰ = 1 for any a ≠ 0. All four laws come from one big idea, repeated multiplication: when we count or cancel the factors we get the rules, so they are not arbitrary tricks. For example, if Kenya's population of 4.8 × 10⁷ grew by a factor of 10², we only add 7 + 2 to get about 4.8 × 10⁹. A government planner or ICT technician can compute with huge numbers, such as the national budget of about 3.7 × 10¹² shillings or the storage of 1 TB = 2⁴⁰ bytes, without writing out every digit. Indices matter because they make working with very large and very small quantities compact, exact and efficient.</w:t>
             </w:r>
           </w:p>
         </w:tc>
@@ -1696,7 +1696,7 @@
         </w:rPr>
         <w:t xml:space="preserve">© 2026 SeaVuria and ARES. This work is licensed under a </w:t>
       </w:r>
-      <w:hyperlink w:history="1" r:id="rId-5-szboolvmo56myfrz8b">
+      <w:hyperlink w:history="1" r:id="rIdlro0wl1tixqf0b5ktaora">
         <w:r>
           <w:rPr>
             <w:rFonts w:ascii="Arial" w:cs="Arial" w:eastAsia="Arial" w:hAnsi="Arial"/>
@@ -1716,7 +1716,7 @@
         </w:rPr>
         <w:t xml:space="preserve"> (</w:t>
       </w:r>
-      <w:hyperlink w:history="1" r:id="rIdzz62mhjp9ivifojgevzlm">
+      <w:hyperlink w:history="1" r:id="rIdwp8fdccdaxn9xwo7xgtwm">
         <w:r>
           <w:rPr>
             <w:rFonts w:ascii="Arial" w:cs="Arial" w:eastAsia="Arial" w:hAnsi="Arial"/>
@@ -1736,7 +1736,7 @@
         </w:rPr>
         <w:t xml:space="preserve">). To view a copy of this license, visit </w:t>
       </w:r>
-      <w:hyperlink w:history="1" r:id="rIdha_0touvw4imvwfm6an1n">
+      <w:hyperlink w:history="1" r:id="rIduzxeumndfrnfi0qkuv0c9">
         <w:r>
           <w:rPr>
             <w:rFonts w:ascii="Arial" w:cs="Arial" w:eastAsia="Arial" w:hAnsi="Arial"/>

--- a/data/outputs/v2/Essential_Mathematics/SS1.2_Indices/Essential_Mathematics_Indices_FinalExplanation_TeacherKey.docx
+++ b/data/outputs/v2/Essential_Mathematics/SS1.2_Indices/Essential_Mathematics_Indices_FinalExplanation_TeacherKey.docx
@@ -1696,7 +1696,7 @@
         </w:rPr>
         <w:t xml:space="preserve">© 2026 SeaVuria and ARES. This work is licensed under a </w:t>
       </w:r>
-      <w:hyperlink w:history="1" r:id="rIdlro0wl1tixqf0b5ktaora">
+      <w:hyperlink w:history="1" r:id="rIdmrcoqrbkvhe6gnxsvaod3">
         <w:r>
           <w:rPr>
             <w:rFonts w:ascii="Arial" w:cs="Arial" w:eastAsia="Arial" w:hAnsi="Arial"/>
@@ -1716,7 +1716,7 @@
         </w:rPr>
         <w:t xml:space="preserve"> (</w:t>
       </w:r>
-      <w:hyperlink w:history="1" r:id="rIdwp8fdccdaxn9xwo7xgtwm">
+      <w:hyperlink w:history="1" r:id="rIdllbnc0ftl0tiuc31ftfw3">
         <w:r>
           <w:rPr>
             <w:rFonts w:ascii="Arial" w:cs="Arial" w:eastAsia="Arial" w:hAnsi="Arial"/>
@@ -1736,7 +1736,7 @@
         </w:rPr>
         <w:t xml:space="preserve">). To view a copy of this license, visit </w:t>
       </w:r>
-      <w:hyperlink w:history="1" r:id="rIduzxeumndfrnfi0qkuv0c9">
+      <w:hyperlink w:history="1" r:id="rIdqo5vauvz9-zhfdb47llby">
         <w:r>
           <w:rPr>
             <w:rFonts w:ascii="Arial" w:cs="Arial" w:eastAsia="Arial" w:hAnsi="Arial"/>

--- a/data/outputs/v2/Essential_Mathematics/SS1.2_Indices/Essential_Mathematics_Indices_FinalExplanation_TeacherKey.docx
+++ b/data/outputs/v2/Essential_Mathematics/SS1.2_Indices/Essential_Mathematics_Indices_FinalExplanation_TeacherKey.docx
@@ -4,6 +4,7 @@
   <w:body>
     <w:p>
       <w:pPr>
+        <w:keepNext w:val="false"/>
         <w:spacing w:after="30" w:before="0"/>
         <w:jc w:val="center"/>
       </w:pPr>
@@ -23,6 +24,7 @@
     </w:p>
     <w:p>
       <w:pPr>
+        <w:keepNext w:val="false"/>
         <w:spacing w:after="60" w:before="0"/>
         <w:jc w:val="center"/>
       </w:pPr>
@@ -81,6 +83,7 @@
           </w:tcPr>
           <w:p>
             <w:pPr>
+              <w:keepNext w:val="false"/>
               <w:spacing w:after="40" w:before="0"/>
               <w:jc w:val="center"/>
             </w:pPr>
@@ -116,6 +119,7 @@
           </w:tcPr>
           <w:p>
             <w:pPr>
+              <w:keepNext w:val="false"/>
               <w:spacing w:after="40" w:before="0"/>
               <w:jc w:val="center"/>
             </w:pPr>
@@ -176,6 +180,7 @@
           </w:tcPr>
           <w:p>
             <w:pPr>
+              <w:keepNext w:val="false"/>
               <w:spacing w:after="40" w:before="0"/>
               <w:jc w:val="center"/>
             </w:pPr>
@@ -210,6 +215,7 @@
           </w:tcPr>
           <w:p>
             <w:pPr>
+              <w:keepNext w:val="false"/>
               <w:spacing w:after="40" w:before="0"/>
               <w:jc w:val="left"/>
             </w:pPr>
@@ -271,6 +277,7 @@
           </w:tcPr>
           <w:p>
             <w:pPr>
+              <w:keepNext/>
               <w:spacing w:after="40" w:before="0"/>
               <w:jc w:val="center"/>
             </w:pPr>
@@ -305,6 +312,7 @@
           </w:tcPr>
           <w:p>
             <w:pPr>
+              <w:keepNext w:val="false"/>
               <w:spacing w:after="40" w:before="0"/>
               <w:jc w:val="left"/>
             </w:pPr>
@@ -337,6 +345,7 @@
           </w:tcPr>
           <w:p>
             <w:pPr>
+              <w:keepNext w:val="false"/>
               <w:spacing w:after="40" w:before="0"/>
               <w:jc w:val="left"/>
             </w:pPr>
@@ -398,6 +407,7 @@
           </w:tcPr>
           <w:p>
             <w:pPr>
+              <w:keepNext/>
               <w:spacing w:after="40" w:before="0"/>
               <w:jc w:val="center"/>
             </w:pPr>
@@ -432,6 +442,7 @@
           </w:tcPr>
           <w:p>
             <w:pPr>
+              <w:keepNext w:val="false"/>
               <w:spacing w:after="40" w:before="0"/>
               <w:jc w:val="left"/>
             </w:pPr>
@@ -464,6 +475,7 @@
           </w:tcPr>
           <w:p>
             <w:pPr>
+              <w:keepNext w:val="false"/>
               <w:spacing w:after="40" w:before="0"/>
               <w:jc w:val="left"/>
             </w:pPr>
@@ -525,6 +537,7 @@
           </w:tcPr>
           <w:p>
             <w:pPr>
+              <w:keepNext/>
               <w:spacing w:after="40" w:before="0"/>
               <w:jc w:val="center"/>
             </w:pPr>
@@ -559,6 +572,7 @@
           </w:tcPr>
           <w:p>
             <w:pPr>
+              <w:keepNext w:val="false"/>
               <w:spacing w:after="40" w:before="0"/>
               <w:jc w:val="left"/>
             </w:pPr>
@@ -591,6 +605,7 @@
           </w:tcPr>
           <w:p>
             <w:pPr>
+              <w:keepNext w:val="false"/>
               <w:spacing w:after="40" w:before="0"/>
               <w:jc w:val="left"/>
             </w:pPr>
@@ -652,6 +667,7 @@
           </w:tcPr>
           <w:p>
             <w:pPr>
+              <w:keepNext/>
               <w:spacing w:after="40" w:before="0"/>
               <w:jc w:val="center"/>
             </w:pPr>
@@ -686,6 +702,7 @@
           </w:tcPr>
           <w:p>
             <w:pPr>
+              <w:keepNext w:val="false"/>
               <w:spacing w:after="40" w:before="0"/>
               <w:jc w:val="left"/>
             </w:pPr>
@@ -718,6 +735,7 @@
           </w:tcPr>
           <w:p>
             <w:pPr>
+              <w:keepNext w:val="false"/>
               <w:spacing w:after="40" w:before="0"/>
               <w:jc w:val="left"/>
             </w:pPr>
@@ -779,6 +797,7 @@
           </w:tcPr>
           <w:p>
             <w:pPr>
+              <w:keepNext/>
               <w:spacing w:after="40" w:before="0"/>
               <w:jc w:val="center"/>
             </w:pPr>
@@ -813,6 +832,7 @@
           </w:tcPr>
           <w:p>
             <w:pPr>
+              <w:keepNext w:val="false"/>
               <w:spacing w:after="40" w:before="0"/>
               <w:jc w:val="left"/>
             </w:pPr>
@@ -845,6 +865,7 @@
           </w:tcPr>
           <w:p>
             <w:pPr>
+              <w:keepNext w:val="false"/>
               <w:spacing w:after="40" w:before="0"/>
               <w:jc w:val="left"/>
             </w:pPr>
@@ -908,6 +929,7 @@
           </w:tcPr>
           <w:p>
             <w:pPr>
+              <w:keepNext w:val="false"/>
               <w:spacing w:after="40" w:before="0"/>
               <w:jc w:val="center"/>
             </w:pPr>
@@ -942,6 +964,7 @@
           </w:tcPr>
           <w:p>
             <w:pPr>
+              <w:keepNext w:val="false"/>
               <w:spacing w:after="40" w:before="0"/>
               <w:jc w:val="left"/>
             </w:pPr>
@@ -974,6 +997,7 @@
           </w:tcPr>
           <w:p>
             <w:pPr>
+              <w:keepNext w:val="false"/>
               <w:spacing w:after="40" w:before="0"/>
               <w:jc w:val="left"/>
             </w:pPr>
@@ -1006,6 +1030,7 @@
           </w:tcPr>
           <w:p>
             <w:pPr>
+              <w:keepNext w:val="false"/>
               <w:spacing w:after="40" w:before="0"/>
               <w:jc w:val="left"/>
             </w:pPr>
@@ -1038,6 +1063,7 @@
           </w:tcPr>
           <w:p>
             <w:pPr>
+              <w:keepNext w:val="false"/>
               <w:spacing w:after="40" w:before="0"/>
               <w:jc w:val="left"/>
             </w:pPr>
@@ -1072,6 +1098,7 @@
           </w:tcPr>
           <w:p>
             <w:pPr>
+              <w:keepNext w:val="false"/>
               <w:spacing w:after="40" w:before="0"/>
               <w:jc w:val="left"/>
             </w:pPr>
@@ -1104,6 +1131,7 @@
           </w:tcPr>
           <w:p>
             <w:pPr>
+              <w:keepNext w:val="false"/>
               <w:spacing w:after="40" w:before="0"/>
               <w:jc w:val="left"/>
             </w:pPr>
@@ -1136,6 +1164,7 @@
           </w:tcPr>
           <w:p>
             <w:pPr>
+              <w:keepNext w:val="false"/>
               <w:spacing w:after="40" w:before="0"/>
               <w:jc w:val="left"/>
             </w:pPr>
@@ -1168,6 +1197,7 @@
           </w:tcPr>
           <w:p>
             <w:pPr>
+              <w:keepNext w:val="false"/>
               <w:spacing w:after="40" w:before="0"/>
               <w:jc w:val="left"/>
             </w:pPr>
@@ -1202,6 +1232,7 @@
           </w:tcPr>
           <w:p>
             <w:pPr>
+              <w:keepNext w:val="false"/>
               <w:spacing w:after="40" w:before="0"/>
               <w:jc w:val="left"/>
             </w:pPr>
@@ -1234,6 +1265,7 @@
           </w:tcPr>
           <w:p>
             <w:pPr>
+              <w:keepNext w:val="false"/>
               <w:spacing w:after="40" w:before="0"/>
               <w:jc w:val="left"/>
             </w:pPr>
@@ -1266,6 +1298,7 @@
           </w:tcPr>
           <w:p>
             <w:pPr>
+              <w:keepNext w:val="false"/>
               <w:spacing w:after="40" w:before="0"/>
               <w:jc w:val="left"/>
             </w:pPr>
@@ -1298,6 +1331,7 @@
           </w:tcPr>
           <w:p>
             <w:pPr>
+              <w:keepNext w:val="false"/>
               <w:spacing w:after="40" w:before="0"/>
               <w:jc w:val="left"/>
             </w:pPr>
@@ -1332,6 +1366,7 @@
           </w:tcPr>
           <w:p>
             <w:pPr>
+              <w:keepNext w:val="false"/>
               <w:spacing w:after="40" w:before="0"/>
               <w:jc w:val="left"/>
             </w:pPr>
@@ -1364,6 +1399,7 @@
           </w:tcPr>
           <w:p>
             <w:pPr>
+              <w:keepNext w:val="false"/>
               <w:spacing w:after="40" w:before="0"/>
               <w:jc w:val="left"/>
             </w:pPr>
@@ -1396,6 +1432,7 @@
           </w:tcPr>
           <w:p>
             <w:pPr>
+              <w:keepNext w:val="false"/>
               <w:spacing w:after="40" w:before="0"/>
               <w:jc w:val="left"/>
             </w:pPr>
@@ -1428,6 +1465,7 @@
           </w:tcPr>
           <w:p>
             <w:pPr>
+              <w:keepNext w:val="false"/>
               <w:spacing w:after="40" w:before="0"/>
               <w:jc w:val="left"/>
             </w:pPr>
@@ -1462,6 +1500,7 @@
           </w:tcPr>
           <w:p>
             <w:pPr>
+              <w:keepNext w:val="false"/>
               <w:spacing w:after="40" w:before="0"/>
               <w:jc w:val="left"/>
             </w:pPr>
@@ -1494,6 +1533,7 @@
           </w:tcPr>
           <w:p>
             <w:pPr>
+              <w:keepNext w:val="false"/>
               <w:spacing w:after="40" w:before="0"/>
               <w:jc w:val="left"/>
             </w:pPr>
@@ -1526,6 +1566,7 @@
           </w:tcPr>
           <w:p>
             <w:pPr>
+              <w:keepNext w:val="false"/>
               <w:spacing w:after="40" w:before="0"/>
               <w:jc w:val="left"/>
             </w:pPr>
@@ -1558,6 +1599,7 @@
           </w:tcPr>
           <w:p>
             <w:pPr>
+              <w:keepNext w:val="false"/>
               <w:spacing w:after="40" w:before="0"/>
               <w:jc w:val="left"/>
             </w:pPr>
@@ -1696,7 +1738,7 @@
         </w:rPr>
         <w:t xml:space="preserve">© 2026 SeaVuria and ARES. This work is licensed under a </w:t>
       </w:r>
-      <w:hyperlink w:history="1" r:id="rIdmrcoqrbkvhe6gnxsvaod3">
+      <w:hyperlink w:history="1" r:id="rIdswzvj16pvofn5zccfmcv9">
         <w:r>
           <w:rPr>
             <w:rFonts w:ascii="Arial" w:cs="Arial" w:eastAsia="Arial" w:hAnsi="Arial"/>
@@ -1716,7 +1758,7 @@
         </w:rPr>
         <w:t xml:space="preserve"> (</w:t>
       </w:r>
-      <w:hyperlink w:history="1" r:id="rIdllbnc0ftl0tiuc31ftfw3">
+      <w:hyperlink w:history="1" r:id="rIdi5qgbj8t7ocuz3n-ufzzs">
         <w:r>
           <w:rPr>
             <w:rFonts w:ascii="Arial" w:cs="Arial" w:eastAsia="Arial" w:hAnsi="Arial"/>
@@ -1736,7 +1778,7 @@
         </w:rPr>
         <w:t xml:space="preserve">). To view a copy of this license, visit </w:t>
       </w:r>
-      <w:hyperlink w:history="1" r:id="rIdqo5vauvz9-zhfdb47llby">
+      <w:hyperlink w:history="1" r:id="rIdijhfppzrpvgzhr9-hyfxe">
         <w:r>
           <w:rPr>
             <w:rFonts w:ascii="Arial" w:cs="Arial" w:eastAsia="Arial" w:hAnsi="Arial"/>

--- a/data/outputs/v2/Essential_Mathematics/SS1.2_Indices/Essential_Mathematics_Indices_FinalExplanation_TeacherKey.docx
+++ b/data/outputs/v2/Essential_Mathematics/SS1.2_Indices/Essential_Mathematics_Indices_FinalExplanation_TeacherKey.docx
@@ -1738,7 +1738,7 @@
         </w:rPr>
         <w:t xml:space="preserve">© 2026 SeaVuria and ARES. This work is licensed under a </w:t>
       </w:r>
-      <w:hyperlink w:history="1" r:id="rIdswzvj16pvofn5zccfmcv9">
+      <w:hyperlink w:history="1" r:id="rIdhlpwl0fjccmnjxswyfkcu">
         <w:r>
           <w:rPr>
             <w:rFonts w:ascii="Arial" w:cs="Arial" w:eastAsia="Arial" w:hAnsi="Arial"/>
@@ -1758,7 +1758,7 @@
         </w:rPr>
         <w:t xml:space="preserve"> (</w:t>
       </w:r>
-      <w:hyperlink w:history="1" r:id="rIdi5qgbj8t7ocuz3n-ufzzs">
+      <w:hyperlink w:history="1" r:id="rIddcwozr-jsxhvkmyk0pcdf">
         <w:r>
           <w:rPr>
             <w:rFonts w:ascii="Arial" w:cs="Arial" w:eastAsia="Arial" w:hAnsi="Arial"/>
@@ -1778,7 +1778,7 @@
         </w:rPr>
         <w:t xml:space="preserve">). To view a copy of this license, visit </w:t>
       </w:r>
-      <w:hyperlink w:history="1" r:id="rIdijhfppzrpvgzhr9-hyfxe">
+      <w:hyperlink w:history="1" r:id="rId4brhieapvbi3losu1v3wm">
         <w:r>
           <w:rPr>
             <w:rFonts w:ascii="Arial" w:cs="Arial" w:eastAsia="Arial" w:hAnsi="Arial"/>
